--- a/docs/6月25日预测报告_激进模式.docx
+++ b/docs/6月25日预测报告_激进模式.docx
@@ -115,7 +115,7 @@
           <w:sz w:val="22"/>
           <w:szCs w:val="22"/>
         </w:rPr>
-        <w:t xml:space="preserve">巴西已出线可能轮换5-6名主力，苏格兰生死战战意90/100。苏格兰防守出色+中场双核远射能力，28年首次回归世界杯士气巅峰。</w:t>
+        <w:t xml:space="preserve">巴西并未锁定出线（4分），输球可能被淘汰。苏格兰生死战战意90/100。苏格兰防守出色+中场双核远射能力，28年首次回归世界杯士气巅峰。C组三队混战，这场比赛可能决定出线命运。</w:t>
       </w:r>
     </w:p>
     <w:p>
